--- a/vorlagen/mitteilung.docx
+++ b/vorlagen/mitteilung.docx
@@ -139,17 +139,6 @@
                 <w:sz w:val="18"/>
               </w:rPr>
               <w:t>Kontakt:</w:t>
-            </w:r>
-          </w:p>
-          <w:p>
-            <w:pPr>
-              <w:spacing w:after="0"/>
-            </w:pPr>
-            <w:r>
-              <w:rPr>
-                <w:sz w:val="18"/>
-              </w:rPr>
-              <w:t>{{ unterzeichner_name }}</w:t>
             </w:r>
           </w:p>
           <w:p>
@@ -432,18 +421,6 @@
           <w:i w:val="0"/>
         </w:rPr>
         <w:t>{{ verein_name }}</w:t>
-      </w:r>
-    </w:p>
-    <w:p>
-      <w:pPr>
-        <w:spacing w:after="280" w:before="0"/>
-      </w:pPr>
-      <w:r>
-        <w:rPr>
-          <w:b w:val="0"/>
-          <w:i w:val="0"/>
-        </w:rPr>
-        <w:t>{{ unterzeichner_name }}, {{ unterzeichner_funktion }}</w:t>
       </w:r>
     </w:p>
     <w:p>

--- a/vorlagen/mitteilung.docx
+++ b/vorlagen/mitteilung.docx
@@ -271,6 +271,78 @@
           <w:i w:val="0"/>
         </w:rPr>
         <w:t>{% endif %}</w:t>
+      </w:r>
+    </w:p>
+    <w:p>
+      <w:pPr>
+        <w:spacing w:after="160" w:before="0"/>
+      </w:pPr>
+      <w:r>
+        <w:rPr>
+          <w:b w:val="0"/>
+          <w:i w:val="0"/>
+        </w:rPr>
+        <w:t>{%p if plakette %}</w:t>
+      </w:r>
+    </w:p>
+    <w:p>
+      <w:pPr>
+        <w:spacing w:after="160" w:before="0"/>
+      </w:pPr>
+      <w:r>
+        <w:rPr>
+          <w:b w:val="0"/>
+          <w:i w:val="0"/>
+        </w:rPr>
+        <w:t>Die Parzelle präsentiert sich insgesamt sehr vorbildlich – dafür erteilen wir sehr gerne die „Gut gemacht“-Plakette {{ plakette_jahr }}. Dennoch erlauben wir uns {{ hinweis_anzahl_text }}.</w:t>
+      </w:r>
+    </w:p>
+    <w:p>
+      <w:pPr>
+        <w:spacing w:after="160" w:before="0"/>
+      </w:pPr>
+      <w:r>
+        <w:rPr>
+          <w:b w:val="0"/>
+          <w:i w:val="0"/>
+        </w:rPr>
+        <w:t>{%p endif %}</w:t>
+      </w:r>
+    </w:p>
+    <w:p>
+      <w:pPr>
+        <w:spacing w:after="160" w:before="0"/>
+      </w:pPr>
+      <w:r>
+        <w:rPr>
+          <w:b w:val="0"/>
+          <w:i w:val="0"/>
+        </w:rPr>
+        <w:t>{%p if neupaechter_lob %}</w:t>
+      </w:r>
+    </w:p>
+    <w:p>
+      <w:pPr>
+        <w:spacing w:after="160" w:before="0"/>
+      </w:pPr>
+      <w:r>
+        <w:rPr>
+          <w:b w:val="0"/>
+          <w:i w:val="0"/>
+        </w:rPr>
+        <w:t>Wir sehen eine sehr positive Entwicklung der Parzelle, was uns sehr freut. Die folgenden Punkte sind als konstruktive Hinweise gedacht, damit die weiteren Bemühungen in die richtige Richtung laufen.</w:t>
+      </w:r>
+    </w:p>
+    <w:p>
+      <w:pPr>
+        <w:spacing w:after="160" w:before="0"/>
+      </w:pPr>
+      <w:r>
+        <w:rPr>
+          <w:b w:val="0"/>
+          <w:i w:val="0"/>
+        </w:rPr>
+        <w:t>{%p endif %}</w:t>
       </w:r>
     </w:p>
     <w:p>

--- a/vorlagen/mitteilung.docx
+++ b/vorlagen/mitteilung.docx
@@ -239,42 +239,6 @@
     </w:p>
     <w:p>
       <w:pPr>
-        <w:spacing w:after="0" w:before="0"/>
-      </w:pPr>
-      <w:r>
-        <w:rPr>
-          <w:b w:val="0"/>
-          <w:i w:val="0"/>
-        </w:rPr>
-        <w:t>{% if erlaeuterung %}</w:t>
-      </w:r>
-    </w:p>
-    <w:p>
-      <w:pPr>
-        <w:spacing w:after="200" w:before="0"/>
-      </w:pPr>
-      <w:r>
-        <w:rPr>
-          <w:b w:val="0"/>
-          <w:i w:val="0"/>
-        </w:rPr>
-        <w:t>Mit der Unterzeichnung des Unterpachtvertrages {% if anrede_form == 'Du' %}hast Du Dich{% else %}haben Sie sich{% endif %} zur Einhaltung der Gartenordnung verpflichtet, die die kleingärtnerische Nutzung der Parzelle näher regelt.</w:t>
-      </w:r>
-    </w:p>
-    <w:p>
-      <w:pPr>
-        <w:spacing w:after="0" w:before="0"/>
-      </w:pPr>
-      <w:r>
-        <w:rPr>
-          <w:b w:val="0"/>
-          <w:i w:val="0"/>
-        </w:rPr>
-        <w:t>{% endif %}</w:t>
-      </w:r>
-    </w:p>
-    <w:p>
-      <w:pPr>
         <w:spacing w:after="160" w:before="0"/>
       </w:pPr>
       <w:r>
@@ -343,6 +307,42 @@
           <w:i w:val="0"/>
         </w:rPr>
         <w:t>{%p endif %}</w:t>
+      </w:r>
+    </w:p>
+    <w:p>
+      <w:pPr>
+        <w:spacing w:after="0" w:before="0"/>
+      </w:pPr>
+      <w:r>
+        <w:rPr>
+          <w:b w:val="0"/>
+          <w:i w:val="0"/>
+        </w:rPr>
+        <w:t>{% if erlaeuterung %}</w:t>
+      </w:r>
+    </w:p>
+    <w:p>
+      <w:pPr>
+        <w:spacing w:after="200" w:before="0"/>
+      </w:pPr>
+      <w:r>
+        <w:rPr>
+          <w:b w:val="0"/>
+          <w:i w:val="0"/>
+        </w:rPr>
+        <w:t>Mit der Unterzeichnung des Unterpachtvertrages {% if anrede_form == 'Du' %}hast Du Dich{% else %}haben Sie sich{% endif %} zur Einhaltung der Gartenordnung verpflichtet, die die kleingärtnerische Nutzung der Parzelle näher regelt.</w:t>
+      </w:r>
+    </w:p>
+    <w:p>
+      <w:pPr>
+        <w:spacing w:after="0" w:before="0"/>
+      </w:pPr>
+      <w:r>
+        <w:rPr>
+          <w:b w:val="0"/>
+          <w:i w:val="0"/>
+        </w:rPr>
+        <w:t>{% endif %}</w:t>
       </w:r>
     </w:p>
     <w:p>

--- a/vorlagen/mitteilung.docx
+++ b/vorlagen/mitteilung.docx
@@ -251,7 +251,7 @@
     </w:p>
     <w:p>
       <w:pPr>
-        <w:spacing w:after="160" w:before="0"/>
+        <w:spacing w:after="200" w:before="0"/>
       </w:pPr>
       <w:r>
         <w:rPr>
@@ -287,7 +287,7 @@
     </w:p>
     <w:p>
       <w:pPr>
-        <w:spacing w:after="160" w:before="0"/>
+        <w:spacing w:after="200" w:before="0"/>
       </w:pPr>
       <w:r>
         <w:rPr>
@@ -318,7 +318,7 @@
           <w:b w:val="0"/>
           <w:i w:val="0"/>
         </w:rPr>
-        <w:t>{% if erlaeuterung %}</w:t>
+        <w:t>{%p if erlaeuterung %}</w:t>
       </w:r>
     </w:p>
     <w:p>
@@ -342,7 +342,7 @@
           <w:b w:val="0"/>
           <w:i w:val="0"/>
         </w:rPr>
-        <w:t>{% endif %}</w:t>
+        <w:t>{%p endif %}</w:t>
       </w:r>
     </w:p>
     <w:p>
@@ -432,7 +432,7 @@
           <w:b w:val="0"/>
           <w:i w:val="0"/>
         </w:rPr>
-        <w:t>{% if hinweis_wiederholung %}</w:t>
+        <w:t>{%p if hinweis_wiederholung %}</w:t>
       </w:r>
     </w:p>
     <w:p>
@@ -456,7 +456,7 @@
           <w:b w:val="0"/>
           <w:i w:val="0"/>
         </w:rPr>
-        <w:t>{% endif %}</w:t>
+        <w:t>{%p endif %}</w:t>
       </w:r>
     </w:p>
     <w:p>
@@ -504,7 +504,7 @@
           <w:b w:val="0"/>
           <w:i w:val="0"/>
         </w:rPr>
-        <w:t>{% if fotos_beigefuegt %}</w:t>
+        <w:t>{%p if fotos_beigefuegt %}</w:t>
       </w:r>
     </w:p>
     <w:p>
@@ -529,7 +529,7 @@
           <w:b w:val="0"/>
           <w:i w:val="0"/>
         </w:rPr>
-        <w:t>{% endif %}</w:t>
+        <w:t>{%p endif %}</w:t>
       </w:r>
     </w:p>
     <w:sectPr>
